--- a/internal/dettest/testdata/goldens/docx-profile/expected.docx
+++ b/internal/dettest/testdata/goldens/docx-profile/expected.docx
@@ -540,7 +540,7 @@
           <wp:inline distT="0" distB="0" distL="0" distR="0">
             <wp:extent cx="5731200" cy="4298400"/>
             <wp:effectExtent l="0" t="0" r="0" b="0"/>
-            <wp:docPr id="1" name="Picture 3" descr="a four-by-three placeholder"/>
+            <wp:docPr id="1" name="Picture 1" descr="a four-by-three placeholder"/>
             <wp:cNvGraphicFramePr>
               <a:graphicFrameLocks xmlns:a="http://schemas.openxmlformats.org/drawingml/2006/main" noChangeAspect="1"/>
             </wp:cNvGraphicFramePr>
@@ -548,7 +548,7 @@
               <a:graphicData uri="http://schemas.openxmlformats.org/drawingml/2006/picture">
                 <pic:pic xmlns:pic="http://schemas.openxmlformats.org/drawingml/2006/picture">
                   <pic:nvPicPr>
-                    <pic:cNvPr id="1" name="Picture 3" descr="a four-by-three placeholder"/>
+                    <pic:cNvPr id="1" name="Picture 1" descr="a four-by-three placeholder"/>
                     <pic:cNvPicPr/>
                   </pic:nvPicPr>
                   <pic:blipFill>

--- a/internal/dettest/testdata/goldens/docx-profile/expected.docx
+++ b/internal/dettest/testdata/goldens/docx-profile/expected.docx
@@ -358,6 +358,7 @@
         <w:tc>
           <w:tcPr>
             <w:tcW w:w="1805" w:type="dxa"/>
+            <w:shd w:val="clear" w:color="auto" w:fill="F4F6F8"/>
           </w:tcPr>
           <w:p>
             <w:pPr>
@@ -376,6 +377,7 @@
         <w:tc>
           <w:tcPr>
             <w:tcW w:w="1805" w:type="dxa"/>
+            <w:shd w:val="clear" w:color="auto" w:fill="F4F6F8"/>
           </w:tcPr>
           <w:p>
             <w:pPr>
@@ -393,6 +395,7 @@
         <w:tc>
           <w:tcPr>
             <w:tcW w:w="1805" w:type="dxa"/>
+            <w:shd w:val="clear" w:color="auto" w:fill="F4F6F8"/>
           </w:tcPr>
           <w:p>
             <w:pPr>
@@ -443,6 +446,7 @@
         <w:tc>
           <w:tcPr>
             <w:tcW w:w="1805" w:type="dxa"/>
+            <w:shd w:val="clear" w:color="auto" w:fill="F4F6F8"/>
           </w:tcPr>
           <w:p>
             <w:pPr>
@@ -460,6 +464,7 @@
         <w:tc>
           <w:tcPr>
             <w:tcW w:w="1805" w:type="dxa"/>
+            <w:shd w:val="clear" w:color="auto" w:fill="F4F6F8"/>
           </w:tcPr>
           <w:p>
             <w:pPr>
@@ -477,6 +482,7 @@
         <w:tc>
           <w:tcPr>
             <w:tcW w:w="1805" w:type="dxa"/>
+            <w:shd w:val="clear" w:color="auto" w:fill="F4F6F8"/>
           </w:tcPr>
           <w:p>
             <w:pPr>

--- a/internal/dettest/testdata/goldens/docx-profile/expected.docx
+++ b/internal/dettest/testdata/goldens/docx-profile/expected.docx
@@ -223,6 +223,7 @@
           <w:tcPr>
             <w:tcW w:w="1805" w:type="dxa"/>
             <w:vMerge w:val="restart"/>
+            <w:shd w:val="clear" w:color="auto" w:fill="1F4E79"/>
           </w:tcPr>
           <w:p>
             <w:pPr>
@@ -244,6 +245,7 @@
         <w:tc>
           <w:tcPr>
             <w:tcW w:w="1805" w:type="dxa"/>
+            <w:shd w:val="clear" w:color="auto" w:fill="1F4E79"/>
           </w:tcPr>
           <w:p>
             <w:pPr>
@@ -337,6 +339,7 @@
         <w:tc>
           <w:tcPr>
             <w:tcW w:w="1805" w:type="dxa"/>
+            <w:shd w:val="clear" w:color="auto" w:fill="1F4E79"/>
           </w:tcPr>
           <w:p>
             <w:pPr>
@@ -415,6 +418,7 @@
         <w:tc>
           <w:tcPr>
             <w:tcW w:w="1805" w:type="dxa"/>
+            <w:shd w:val="clear" w:color="auto" w:fill="1F4E79"/>
           </w:tcPr>
           <w:p>
             <w:pPr>
